--- a/zht/docx/38.content.docx
+++ b/zht/docx/38.content.docx
@@ -19,7 +19,7 @@
         <w:rPr>
           <w:lang w:val="zh_TW" w:bidi="zh_TW"/>
         </w:rPr>
-        <w:t>Resource: 研讀筆記 - 書籍簡介 (Tyndale)</w:t>
+        <w:t>Resource: Tyndale Open Study Notes</w:t>
       </w:r>
       <w:r>
         <w:rPr>
@@ -112,7 +112,7 @@
         <w:rPr>
           <w:lang w:val="zh_TW" w:bidi="zh_TW"/>
         </w:rPr>
-        <w:t>研讀筆記 - 書籍簡介 (Tyndale)</w:t>
+        <w:t>Tyndale Open Study Notes</w:t>
       </w:r>
     </w:p>
     <w:p>

--- a/zht/docx/38.content.docx
+++ b/zht/docx/38.content.docx
@@ -19,7 +19,7 @@
         <w:rPr>
           <w:lang w:val="zh_TW" w:bidi="zh_TW"/>
         </w:rPr>
-        <w:t>Resource: Tyndale Open Study Notes</w:t>
+        <w:t>Resource: Aquifer Open Study Notes (Book Intros)</w:t>
       </w:r>
       <w:r>
         <w:rPr>
@@ -112,7 +112,7 @@
         <w:rPr>
           <w:lang w:val="zh_TW" w:bidi="zh_TW"/>
         </w:rPr>
-        <w:t>Tyndale Open Study Notes</w:t>
+        <w:t>Aquifer Open Study Notes (Book Intros)</w:t>
       </w:r>
     </w:p>
     <w:p>

--- a/zht/docx/38.content.docx
+++ b/zht/docx/38.content.docx
@@ -258,72 +258,48 @@
         </w:rPr>
         <w:t>波斯王塞魯士在公元前538年頒布了一項法令，允許被巴比倫人征服和驅逐的民族返回他們的家園（見</w:t>
       </w:r>
-      <w:hyperlink r:id="rId13">
-        <w:r>
-          <w:rPr>
-            <w:lang w:val="zh_TW" w:bidi="zh_TW"/>
-          </w:rPr>
-          <w:rPr>
-            <w:color w:val="0000EE"/>
-            <w:u w:val="single"/>
-          </w:rPr>
-          <w:t>拉1:1–11</w:t>
-        </w:r>
-      </w:hyperlink>
+      <w:r>
+        <w:rPr>
+          <w:lang w:val="zh_TW" w:bidi="zh_TW"/>
+        </w:rPr>
+        <w:t>拉1:1–11</w:t>
+      </w:r>
       <w:r>
         <w:rPr>
           <w:lang w:val="zh_TW" w:bidi="zh_TW"/>
         </w:rPr>
         <w:t>）。第一批歸回耶路撒冷的猶太移民，由設巴薩領導，他是重建社群的首任總督（</w:t>
       </w:r>
-      <w:hyperlink r:id="rId14">
-        <w:r>
-          <w:rPr>
-            <w:lang w:val="zh_TW" w:bidi="zh_TW"/>
-          </w:rPr>
-          <w:rPr>
-            <w:color w:val="0000EE"/>
-            <w:u w:val="single"/>
-          </w:rPr>
-          <w:t>拉1:5–11</w:t>
-        </w:r>
-      </w:hyperlink>
+      <w:r>
+        <w:rPr>
+          <w:lang w:val="zh_TW" w:bidi="zh_TW"/>
+        </w:rPr>
+        <w:t>拉1:5–11</w:t>
+      </w:r>
       <w:r>
         <w:rPr>
           <w:lang w:val="zh_TW" w:bidi="zh_TW"/>
         </w:rPr>
         <w:t>）。在他的管理下，歸回的猶太人建立了新聖殿的根基（公元前538–536年；見</w:t>
       </w:r>
-      <w:hyperlink r:id="rId15">
-        <w:r>
-          <w:rPr>
-            <w:lang w:val="zh_TW" w:bidi="zh_TW"/>
-          </w:rPr>
-          <w:rPr>
-            <w:color w:val="0000EE"/>
-            <w:u w:val="single"/>
-          </w:rPr>
-          <w:t>拉5:16</w:t>
-        </w:r>
-      </w:hyperlink>
+      <w:r>
+        <w:rPr>
+          <w:lang w:val="zh_TW" w:bidi="zh_TW"/>
+        </w:rPr>
+        <w:t>拉5:16</w:t>
+      </w:r>
       <w:r>
         <w:rPr>
           <w:lang w:val="zh_TW" w:bidi="zh_TW"/>
         </w:rPr>
         <w:t>），但是很快他們就放棄了這個項目。由於人們經歷了經濟困難、政治壓迫和騷擾，以及屬靈的貧瘠（見</w:t>
       </w:r>
-      <w:hyperlink r:id="rId16">
-        <w:r>
-          <w:rPr>
-            <w:lang w:val="zh_TW" w:bidi="zh_TW"/>
-          </w:rPr>
-          <w:rPr>
-            <w:color w:val="0000EE"/>
-            <w:u w:val="single"/>
-          </w:rPr>
-          <w:t>該1–2</w:t>
-        </w:r>
-      </w:hyperlink>
+      <w:r>
+        <w:rPr>
+          <w:lang w:val="zh_TW" w:bidi="zh_TW"/>
+        </w:rPr>
+        <w:t>該1–2</w:t>
+      </w:r>
       <w:r>
         <w:rPr>
           <w:lang w:val="zh_TW" w:bidi="zh_TW"/>
@@ -344,90 +320,60 @@
         </w:rPr>
         <w:t>為了回應他們的困境，神興起兩位先知來，推動耶路撒冷具體的重建和屬靈的更新。先知哈該在公元前520年末僅僅傳道了四個月，他激勵希伯來社群重建耶路撒冷的聖殿。人們正面回應哈該的信息，並在那年開始重建耶和華的聖殿（</w:t>
       </w:r>
-      <w:hyperlink r:id="rId17">
-        <w:r>
-          <w:rPr>
-            <w:lang w:val="zh_TW" w:bidi="zh_TW"/>
-          </w:rPr>
-          <w:rPr>
-            <w:color w:val="0000EE"/>
-            <w:u w:val="single"/>
-          </w:rPr>
-          <w:t>該1:12–15</w:t>
-        </w:r>
-      </w:hyperlink>
+      <w:r>
+        <w:rPr>
+          <w:lang w:val="zh_TW" w:bidi="zh_TW"/>
+        </w:rPr>
+        <w:t>該1:12–15</w:t>
+      </w:r>
       <w:r>
         <w:rPr>
           <w:lang w:val="zh_TW" w:bidi="zh_TW"/>
         </w:rPr>
         <w:t>）。先知撒迦利亞補充了哈該的信息，呼籲神的子民在屬靈上更新（</w:t>
       </w:r>
-      <w:hyperlink r:id="rId18">
-        <w:r>
-          <w:rPr>
-            <w:lang w:val="zh_TW" w:bidi="zh_TW"/>
-          </w:rPr>
-          <w:rPr>
-            <w:color w:val="0000EE"/>
-            <w:u w:val="single"/>
-          </w:rPr>
-          <w:t>1:3–6</w:t>
-        </w:r>
-      </w:hyperlink>
+      <w:r>
+        <w:rPr>
+          <w:lang w:val="zh_TW" w:bidi="zh_TW"/>
+        </w:rPr>
+        <w:t>1:3–6</w:t>
+      </w:r>
       <w:r>
         <w:rPr>
           <w:lang w:val="zh_TW" w:bidi="zh_TW"/>
         </w:rPr>
         <w:t>，</w:t>
       </w:r>
-      <w:hyperlink r:id="rId19">
-        <w:r>
-          <w:rPr>
-            <w:lang w:val="zh_TW" w:bidi="zh_TW"/>
-          </w:rPr>
-          <w:rPr>
-            <w:color w:val="0000EE"/>
-            <w:u w:val="single"/>
-          </w:rPr>
-          <w:t>7:8–14</w:t>
-        </w:r>
-      </w:hyperlink>
+      <w:r>
+        <w:rPr>
+          <w:lang w:val="zh_TW" w:bidi="zh_TW"/>
+        </w:rPr>
+        <w:t>7:8–14</w:t>
+      </w:r>
       <w:r>
         <w:rPr>
           <w:lang w:val="zh_TW" w:bidi="zh_TW"/>
         </w:rPr>
         <w:t>）。撒迦利亞在耶路撒冷的事工至少持續了兩年。聖殿的重建在公元前515年3月完成，當時正值波斯王大流士一世統治期間（</w:t>
       </w:r>
-      <w:hyperlink r:id="rId20">
-        <w:r>
-          <w:rPr>
-            <w:lang w:val="zh_TW" w:bidi="zh_TW"/>
-          </w:rPr>
-          <w:rPr>
-            <w:color w:val="0000EE"/>
-            <w:u w:val="single"/>
-          </w:rPr>
-          <w:t>拉5:2</w:t>
-        </w:r>
-      </w:hyperlink>
+      <w:r>
+        <w:rPr>
+          <w:lang w:val="zh_TW" w:bidi="zh_TW"/>
+        </w:rPr>
+        <w:t>拉5:2</w:t>
+      </w:r>
       <w:r>
         <w:rPr>
           <w:lang w:val="zh_TW" w:bidi="zh_TW"/>
         </w:rPr>
         <w:t>，</w:t>
       </w:r>
-      <w:hyperlink r:id="rId21">
-        <w:r>
-          <w:rPr>
-            <w:lang w:val="zh_TW" w:bidi="zh_TW"/>
-          </w:rPr>
-          <w:rPr>
-            <w:color w:val="0000EE"/>
-            <w:u w:val="single"/>
-          </w:rPr>
-          <w:t>6:13–18</w:t>
-        </w:r>
-      </w:hyperlink>
+      <w:r>
+        <w:rPr>
+          <w:lang w:val="zh_TW" w:bidi="zh_TW"/>
+        </w:rPr>
+        <w:t>6:13–18</w:t>
+      </w:r>
       <w:r>
         <w:rPr>
           <w:lang w:val="zh_TW" w:bidi="zh_TW"/>
@@ -473,54 +419,36 @@
         </w:rPr>
         <w:t>猶大的百姓正在犯下社會和道德方面明顯的罪；他們消極背叛，靈性冷漠。撒迦利亞呼籲人們藉著真誠的悔改轉向神（</w:t>
       </w:r>
-      <w:hyperlink r:id="rId22">
-        <w:r>
-          <w:rPr>
-            <w:lang w:val="zh_TW" w:bidi="zh_TW"/>
-          </w:rPr>
-          <w:rPr>
-            <w:color w:val="0000EE"/>
-            <w:u w:val="single"/>
-          </w:rPr>
-          <w:t>亞1:3–5</w:t>
-        </w:r>
-      </w:hyperlink>
+      <w:r>
+        <w:rPr>
+          <w:lang w:val="zh_TW" w:bidi="zh_TW"/>
+        </w:rPr>
+        <w:t>亞1:3–5</w:t>
+      </w:r>
       <w:r>
         <w:rPr>
           <w:lang w:val="zh_TW" w:bidi="zh_TW"/>
         </w:rPr>
         <w:t>）。只有屬靈的更新才能帶來真正的敬拜，以及有意義地參與聖殿服事，那時的聖殿還在建造之中。只有對耶和華的的順服，才能帶來他們期待已久的祝福、繁榮和彌賽亞時代的公義（</w:t>
       </w:r>
-      <w:hyperlink r:id="rId23">
-        <w:r>
-          <w:rPr>
-            <w:lang w:val="zh_TW" w:bidi="zh_TW"/>
-          </w:rPr>
-          <w:rPr>
-            <w:color w:val="0000EE"/>
-            <w:u w:val="single"/>
-          </w:rPr>
-          <w:t>6:9–15</w:t>
-        </w:r>
-      </w:hyperlink>
+      <w:r>
+        <w:rPr>
+          <w:lang w:val="zh_TW" w:bidi="zh_TW"/>
+        </w:rPr>
+        <w:t>6:9–15</w:t>
+      </w:r>
       <w:r>
         <w:rPr>
           <w:lang w:val="zh_TW" w:bidi="zh_TW"/>
         </w:rPr>
         <w:t>，</w:t>
       </w:r>
-      <w:hyperlink r:id="rId24">
-        <w:r>
-          <w:rPr>
-            <w:lang w:val="zh_TW" w:bidi="zh_TW"/>
-          </w:rPr>
-          <w:rPr>
-            <w:color w:val="0000EE"/>
-            <w:u w:val="single"/>
-          </w:rPr>
-          <w:t>8:13</w:t>
-        </w:r>
-      </w:hyperlink>
+      <w:r>
+        <w:rPr>
+          <w:lang w:val="zh_TW" w:bidi="zh_TW"/>
+        </w:rPr>
+        <w:t>8:13</w:t>
+      </w:r>
       <w:r>
         <w:rPr>
           <w:lang w:val="zh_TW" w:bidi="zh_TW"/>
@@ -541,72 +469,48 @@
         </w:rPr>
         <w:t>神善待耶路撒冷的計劃，取決於這個群體是否遵守神的律法，特別是如何對待彼此的律法（</w:t>
       </w:r>
-      <w:hyperlink r:id="rId25">
-        <w:r>
-          <w:rPr>
-            <w:lang w:val="zh_TW" w:bidi="zh_TW"/>
-          </w:rPr>
-          <w:rPr>
-            <w:color w:val="0000EE"/>
-            <w:u w:val="single"/>
-          </w:rPr>
-          <w:t>7:8–12</w:t>
-        </w:r>
-      </w:hyperlink>
+      <w:r>
+        <w:rPr>
+          <w:lang w:val="zh_TW" w:bidi="zh_TW"/>
+        </w:rPr>
+        <w:t>7:8–12</w:t>
+      </w:r>
       <w:r>
         <w:rPr>
           <w:lang w:val="zh_TW" w:bidi="zh_TW"/>
         </w:rPr>
         <w:t>，</w:t>
       </w:r>
-      <w:hyperlink r:id="rId26">
-        <w:r>
-          <w:rPr>
-            <w:lang w:val="zh_TW" w:bidi="zh_TW"/>
-          </w:rPr>
-          <w:rPr>
-            <w:color w:val="0000EE"/>
-            <w:u w:val="single"/>
-          </w:rPr>
-          <w:t>8:14–17</w:t>
-        </w:r>
-      </w:hyperlink>
+      <w:r>
+        <w:rPr>
+          <w:lang w:val="zh_TW" w:bidi="zh_TW"/>
+        </w:rPr>
+        <w:t>8:14–17</w:t>
+      </w:r>
       <w:r>
         <w:rPr>
           <w:lang w:val="zh_TW" w:bidi="zh_TW"/>
         </w:rPr>
         <w:t>）。在其它國家來到耶路撒冷尋求耶和華之前，以色列必須尋求神的恩惠，公正行事，以恩慈和憐恤對待寡婦、孤兒和寄居的人（</w:t>
       </w:r>
-      <w:hyperlink r:id="rId27">
-        <w:r>
-          <w:rPr>
-            <w:lang w:val="zh_TW" w:bidi="zh_TW"/>
-          </w:rPr>
-          <w:rPr>
-            <w:color w:val="0000EE"/>
-            <w:u w:val="single"/>
-          </w:rPr>
-          <w:t>7:9–10</w:t>
-        </w:r>
-      </w:hyperlink>
+      <w:r>
+        <w:rPr>
+          <w:lang w:val="zh_TW" w:bidi="zh_TW"/>
+        </w:rPr>
+        <w:t>7:9–10</w:t>
+      </w:r>
       <w:r>
         <w:rPr>
           <w:lang w:val="zh_TW" w:bidi="zh_TW"/>
         </w:rPr>
         <w:t>，</w:t>
       </w:r>
-      <w:hyperlink r:id="rId28">
-        <w:r>
-          <w:rPr>
-            <w:lang w:val="zh_TW" w:bidi="zh_TW"/>
-          </w:rPr>
-          <w:rPr>
-            <w:color w:val="0000EE"/>
-            <w:u w:val="single"/>
-          </w:rPr>
-          <w:t>14:16–21</w:t>
-        </w:r>
-      </w:hyperlink>
+      <w:r>
+        <w:rPr>
+          <w:lang w:val="zh_TW" w:bidi="zh_TW"/>
+        </w:rPr>
+        <w:t>14:16–21</w:t>
+      </w:r>
       <w:r>
         <w:rPr>
           <w:lang w:val="zh_TW" w:bidi="zh_TW"/>
@@ -638,108 +542,72 @@
         </w:rPr>
         <w:t>撒迦利亞書沒有提及其作者，但很可能是撒迦利亞記錄了自己的講道。標題（</w:t>
       </w:r>
-      <w:hyperlink r:id="rId29">
-        <w:r>
-          <w:rPr>
-            <w:lang w:val="zh_TW" w:bidi="zh_TW"/>
-          </w:rPr>
-          <w:rPr>
-            <w:color w:val="0000EE"/>
-            <w:u w:val="single"/>
-          </w:rPr>
-          <w:t>1:1</w:t>
-        </w:r>
-      </w:hyperlink>
+      <w:r>
+        <w:rPr>
+          <w:lang w:val="zh_TW" w:bidi="zh_TW"/>
+        </w:rPr>
+        <w:t>1:1</w:t>
+      </w:r>
       <w:r>
         <w:rPr>
           <w:lang w:val="zh_TW" w:bidi="zh_TW"/>
         </w:rPr>
         <w:t>）表明撒迦利亞是比利家的兒子和易多的孫子，正如以斯拉所確認的（</w:t>
       </w:r>
-      <w:hyperlink r:id="rId30">
-        <w:r>
-          <w:rPr>
-            <w:lang w:val="zh_TW" w:bidi="zh_TW"/>
-          </w:rPr>
-          <w:rPr>
-            <w:color w:val="0000EE"/>
-            <w:u w:val="single"/>
-          </w:rPr>
-          <w:t>拉5:1</w:t>
-        </w:r>
-      </w:hyperlink>
+      <w:r>
+        <w:rPr>
+          <w:lang w:val="zh_TW" w:bidi="zh_TW"/>
+        </w:rPr>
+        <w:t>拉5:1</w:t>
+      </w:r>
       <w:r>
         <w:rPr>
           <w:lang w:val="zh_TW" w:bidi="zh_TW"/>
         </w:rPr>
         <w:t>，</w:t>
       </w:r>
-      <w:hyperlink r:id="rId31">
-        <w:r>
-          <w:rPr>
-            <w:lang w:val="zh_TW" w:bidi="zh_TW"/>
-          </w:rPr>
-          <w:rPr>
-            <w:color w:val="0000EE"/>
-            <w:u w:val="single"/>
-          </w:rPr>
-          <w:t>6:14</w:t>
-        </w:r>
-      </w:hyperlink>
+      <w:r>
+        <w:rPr>
+          <w:lang w:val="zh_TW" w:bidi="zh_TW"/>
+        </w:rPr>
+        <w:t>6:14</w:t>
+      </w:r>
       <w:r>
         <w:rPr>
           <w:lang w:val="zh_TW" w:bidi="zh_TW"/>
         </w:rPr>
         <w:t>）。尼希米告訴我們，易多與所羅巴伯和耶書亞一起，從被擄巴比倫到歸回耶路撒冷（</w:t>
       </w:r>
-      <w:hyperlink r:id="rId32">
-        <w:r>
-          <w:rPr>
-            <w:lang w:val="zh_TW" w:bidi="zh_TW"/>
-          </w:rPr>
-          <w:rPr>
-            <w:color w:val="0000EE"/>
-            <w:u w:val="single"/>
-          </w:rPr>
-          <w:t>尼12:4</w:t>
-        </w:r>
-      </w:hyperlink>
+      <w:r>
+        <w:rPr>
+          <w:lang w:val="zh_TW" w:bidi="zh_TW"/>
+        </w:rPr>
+        <w:t>尼12:4</w:t>
+      </w:r>
       <w:r>
         <w:rPr>
           <w:lang w:val="zh_TW" w:bidi="zh_TW"/>
         </w:rPr>
         <w:t>）。尼希米還指出撒迦利亞是易多後裔祭司家族的首領（</w:t>
       </w:r>
-      <w:hyperlink r:id="rId33">
-        <w:r>
-          <w:rPr>
-            <w:lang w:val="zh_TW" w:bidi="zh_TW"/>
-          </w:rPr>
-          <w:rPr>
-            <w:color w:val="0000EE"/>
-            <w:u w:val="single"/>
-          </w:rPr>
-          <w:t>尼12:1</w:t>
-        </w:r>
-      </w:hyperlink>
+      <w:r>
+        <w:rPr>
+          <w:lang w:val="zh_TW" w:bidi="zh_TW"/>
+        </w:rPr>
+        <w:t>尼12:1</w:t>
+      </w:r>
       <w:r>
         <w:rPr>
           <w:lang w:val="zh_TW" w:bidi="zh_TW"/>
         </w:rPr>
         <w:t>、</w:t>
       </w:r>
-      <w:hyperlink r:id="rId34">
-        <w:r>
-          <w:rPr>
-            <w:lang w:val="zh_TW" w:bidi="zh_TW"/>
-          </w:rPr>
-          <w:rPr>
-            <w:color w:val="0000EE"/>
-            <w:u w:val="single"/>
-          </w:rPr>
-          <w:t>16</w:t>
-        </w:r>
-      </w:hyperlink>
+      <w:r>
+        <w:rPr>
+          <w:lang w:val="zh_TW" w:bidi="zh_TW"/>
+        </w:rPr>
+        <w:t>16</w:t>
+      </w:r>
       <w:r>
         <w:rPr>
           <w:lang w:val="zh_TW" w:bidi="zh_TW"/>
@@ -771,54 +639,36 @@
         </w:rPr>
         <w:t>撒迦利亞的事工始於公元前520年，是哈該的事工開始之後僅僅兩個月。撒迦利亞最後具有日期的訊息，是在公元前518年傳達的。本書的第一部分（</w:t>
       </w:r>
-      <w:hyperlink r:id="rId35">
-        <w:r>
-          <w:rPr>
-            <w:lang w:val="zh_TW" w:bidi="zh_TW"/>
-          </w:rPr>
-          <w:rPr>
-            <w:color w:val="0000EE"/>
-            <w:u w:val="single"/>
-          </w:rPr>
-          <w:t>1–8章</w:t>
-        </w:r>
-      </w:hyperlink>
+      <w:r>
+        <w:rPr>
+          <w:lang w:val="zh_TW" w:bidi="zh_TW"/>
+        </w:rPr>
+        <w:t>1–8章</w:t>
+      </w:r>
       <w:r>
         <w:rPr>
           <w:lang w:val="zh_TW" w:bidi="zh_TW"/>
         </w:rPr>
         <w:t>）可能是在公元前520年至515年之間寫下的，因為撒迦利亞沒有提到公元前515年，耶路撒冷聖殿完工和奉獻（見</w:t>
       </w:r>
-      <w:hyperlink r:id="rId36">
-        <w:r>
-          <w:rPr>
-            <w:lang w:val="zh_TW" w:bidi="zh_TW"/>
-          </w:rPr>
-          <w:rPr>
-            <w:color w:val="0000EE"/>
-            <w:u w:val="single"/>
-          </w:rPr>
-          <w:t>拉6:13–22</w:t>
-        </w:r>
-      </w:hyperlink>
+      <w:r>
+        <w:rPr>
+          <w:lang w:val="zh_TW" w:bidi="zh_TW"/>
+        </w:rPr>
+        <w:t>拉6:13–22</w:t>
+      </w:r>
       <w:r>
         <w:rPr>
           <w:lang w:val="zh_TW" w:bidi="zh_TW"/>
         </w:rPr>
         <w:t>）。撒迦利亞未註明日期的信息（</w:t>
       </w:r>
-      <w:hyperlink r:id="rId37">
-        <w:r>
-          <w:rPr>
-            <w:lang w:val="zh_TW" w:bidi="zh_TW"/>
-          </w:rPr>
-          <w:rPr>
-            <w:color w:val="0000EE"/>
-            <w:u w:val="single"/>
-          </w:rPr>
-          <w:t>9–14章</w:t>
-        </w:r>
-      </w:hyperlink>
+      <w:r>
+        <w:rPr>
+          <w:lang w:val="zh_TW" w:bidi="zh_TW"/>
+        </w:rPr>
+        <w:t>9–14章</w:t>
+      </w:r>
       <w:r>
         <w:rPr>
           <w:lang w:val="zh_TW" w:bidi="zh_TW"/>
@@ -839,36 +689,24 @@
         </w:rPr>
         <w:t>一些聖經學者將</w:t>
       </w:r>
-      <w:hyperlink r:id="rId38">
-        <w:r>
-          <w:rPr>
-            <w:lang w:val="zh_TW" w:bidi="zh_TW"/>
-          </w:rPr>
-          <w:rPr>
-            <w:color w:val="0000EE"/>
-            <w:u w:val="single"/>
-          </w:rPr>
-          <w:t>九至十一章</w:t>
-        </w:r>
-      </w:hyperlink>
+      <w:r>
+        <w:rPr>
+          <w:lang w:val="zh_TW" w:bidi="zh_TW"/>
+        </w:rPr>
+        <w:t>九至十一章</w:t>
+      </w:r>
       <w:r>
         <w:rPr>
           <w:lang w:val="zh_TW" w:bidi="zh_TW"/>
         </w:rPr>
         <w:t>定為「第二撒迦利亞書」，而</w:t>
       </w:r>
-      <w:hyperlink r:id="rId39">
-        <w:r>
-          <w:rPr>
-            <w:lang w:val="zh_TW" w:bidi="zh_TW"/>
-          </w:rPr>
-          <w:rPr>
-            <w:color w:val="0000EE"/>
-            <w:u w:val="single"/>
-          </w:rPr>
-          <w:t>十二至十四章</w:t>
-        </w:r>
-      </w:hyperlink>
+      <w:r>
+        <w:rPr>
+          <w:lang w:val="zh_TW" w:bidi="zh_TW"/>
+        </w:rPr>
+        <w:t>十二至十四章</w:t>
+      </w:r>
       <w:r>
         <w:rPr>
           <w:lang w:val="zh_TW" w:bidi="zh_TW"/>
@@ -900,72 +738,48 @@
         </w:rPr>
         <w:t>撒迦利亞的信息，針對被擄歸回後居住在耶路撒冷及周圍的人（</w:t>
       </w:r>
-      <w:hyperlink r:id="rId40">
-        <w:r>
-          <w:rPr>
-            <w:lang w:val="zh_TW" w:bidi="zh_TW"/>
-          </w:rPr>
-          <w:rPr>
-            <w:color w:val="0000EE"/>
-            <w:u w:val="single"/>
-          </w:rPr>
-          <w:t>1:3</w:t>
-        </w:r>
-      </w:hyperlink>
+      <w:r>
+        <w:rPr>
+          <w:lang w:val="zh_TW" w:bidi="zh_TW"/>
+        </w:rPr>
+        <w:t>1:3</w:t>
+      </w:r>
       <w:r>
         <w:rPr>
           <w:lang w:val="zh_TW" w:bidi="zh_TW"/>
         </w:rPr>
         <w:t>）。在撒迦利亞的講道和異象中，有專門針對省長所羅巴伯、大祭司耶書亞和其他祭司的安慰之言（見</w:t>
       </w:r>
-      <w:hyperlink r:id="rId41">
-        <w:r>
-          <w:rPr>
-            <w:lang w:val="zh_TW" w:bidi="zh_TW"/>
-          </w:rPr>
-          <w:rPr>
-            <w:color w:val="0000EE"/>
-            <w:u w:val="single"/>
-          </w:rPr>
-          <w:t>3:8–9</w:t>
-        </w:r>
-      </w:hyperlink>
+      <w:r>
+        <w:rPr>
+          <w:lang w:val="zh_TW" w:bidi="zh_TW"/>
+        </w:rPr>
+        <w:t>3:8–9</w:t>
+      </w:r>
       <w:r>
         <w:rPr>
           <w:lang w:val="zh_TW" w:bidi="zh_TW"/>
         </w:rPr>
         <w:t>，</w:t>
       </w:r>
-      <w:hyperlink r:id="rId42">
-        <w:r>
-          <w:rPr>
-            <w:lang w:val="zh_TW" w:bidi="zh_TW"/>
-          </w:rPr>
-          <w:rPr>
-            <w:color w:val="0000EE"/>
-            <w:u w:val="single"/>
-          </w:rPr>
-          <w:t>4:6–7</w:t>
-        </w:r>
-      </w:hyperlink>
+      <w:r>
+        <w:rPr>
+          <w:lang w:val="zh_TW" w:bidi="zh_TW"/>
+        </w:rPr>
+        <w:t>4:6–7</w:t>
+      </w:r>
       <w:r>
         <w:rPr>
           <w:lang w:val="zh_TW" w:bidi="zh_TW"/>
         </w:rPr>
         <w:t>，</w:t>
       </w:r>
-      <w:hyperlink r:id="rId43">
-        <w:r>
-          <w:rPr>
-            <w:lang w:val="zh_TW" w:bidi="zh_TW"/>
-          </w:rPr>
-          <w:rPr>
-            <w:color w:val="0000EE"/>
-            <w:u w:val="single"/>
-          </w:rPr>
-          <w:t>7:4–7</w:t>
-        </w:r>
-      </w:hyperlink>
+      <w:r>
+        <w:rPr>
+          <w:lang w:val="zh_TW" w:bidi="zh_TW"/>
+        </w:rPr>
+        <w:t>7:4–7</w:t>
+      </w:r>
       <w:r>
         <w:rPr>
           <w:lang w:val="zh_TW" w:bidi="zh_TW"/>
@@ -1011,18 +825,12 @@
         </w:rPr>
         <w:t>此外，撒迦利亞書包含了天啟文學的元素。這種寫作類型通過象徵語言、隱藏語言和晦澀的語言，來解釋當前的事件以及預言將來的事件。這類寫作通常以異象的形式呈現，並由天使作為中介進行解釋（見</w:t>
       </w:r>
-      <w:hyperlink r:id="rId44">
-        <w:r>
-          <w:rPr>
-            <w:lang w:val="zh_TW" w:bidi="zh_TW"/>
-          </w:rPr>
-          <w:rPr>
-            <w:color w:val="0000EE"/>
-            <w:u w:val="single"/>
-          </w:rPr>
-          <w:t>1:9</w:t>
-        </w:r>
-      </w:hyperlink>
+      <w:r>
+        <w:rPr>
+          <w:lang w:val="zh_TW" w:bidi="zh_TW"/>
+        </w:rPr>
+        <w:t>1:9</w:t>
+      </w:r>
       <w:r>
         <w:rPr>
           <w:lang w:val="zh_TW" w:bidi="zh_TW"/>
@@ -1068,90 +876,60 @@
         </w:rPr>
         <w:t>撒迦利亞書呼籲人們悔改、在屬靈上更新，以及歸回與神的正確關係（</w:t>
       </w:r>
-      <w:hyperlink r:id="rId45">
-        <w:r>
-          <w:rPr>
-            <w:lang w:val="zh_TW" w:bidi="zh_TW"/>
-          </w:rPr>
-          <w:rPr>
-            <w:color w:val="0000EE"/>
-            <w:u w:val="single"/>
-          </w:rPr>
-          <w:t>1:1–6</w:t>
-        </w:r>
-      </w:hyperlink>
+      <w:r>
+        <w:rPr>
+          <w:lang w:val="zh_TW" w:bidi="zh_TW"/>
+        </w:rPr>
+        <w:t>1:1–6</w:t>
+      </w:r>
       <w:r>
         <w:rPr>
           <w:lang w:val="zh_TW" w:bidi="zh_TW"/>
         </w:rPr>
         <w:t>）。撒迦利亞的職責是安慰沮喪的屬神餘民，使他們得著力量（</w:t>
       </w:r>
-      <w:hyperlink r:id="rId46">
-        <w:r>
-          <w:rPr>
-            <w:lang w:val="zh_TW" w:bidi="zh_TW"/>
-          </w:rPr>
-          <w:rPr>
-            <w:color w:val="0000EE"/>
-            <w:u w:val="single"/>
-          </w:rPr>
-          <w:t>1:13</w:t>
-        </w:r>
-      </w:hyperlink>
+      <w:r>
+        <w:rPr>
+          <w:lang w:val="zh_TW" w:bidi="zh_TW"/>
+        </w:rPr>
+        <w:t>1:13</w:t>
+      </w:r>
       <w:r>
         <w:rPr>
           <w:lang w:val="zh_TW" w:bidi="zh_TW"/>
         </w:rPr>
         <w:t>，</w:t>
       </w:r>
-      <w:hyperlink r:id="rId47">
-        <w:r>
-          <w:rPr>
-            <w:lang w:val="zh_TW" w:bidi="zh_TW"/>
-          </w:rPr>
-          <w:rPr>
-            <w:color w:val="0000EE"/>
-            <w:u w:val="single"/>
-          </w:rPr>
-          <w:t>8:6–15</w:t>
-        </w:r>
-      </w:hyperlink>
+      <w:r>
+        <w:rPr>
+          <w:lang w:val="zh_TW" w:bidi="zh_TW"/>
+        </w:rPr>
+        <w:t>8:6–15</w:t>
+      </w:r>
       <w:r>
         <w:rPr>
           <w:lang w:val="zh_TW" w:bidi="zh_TW"/>
         </w:rPr>
         <w:t>）。撒迦利亞也重申哈該的呼籲，叫人們要重建耶路撒冷聖殿（</w:t>
       </w:r>
-      <w:hyperlink r:id="rId48">
-        <w:r>
-          <w:rPr>
-            <w:lang w:val="zh_TW" w:bidi="zh_TW"/>
-          </w:rPr>
-          <w:rPr>
-            <w:color w:val="0000EE"/>
-            <w:u w:val="single"/>
-          </w:rPr>
-          <w:t>8:9</w:t>
-        </w:r>
-      </w:hyperlink>
+      <w:r>
+        <w:rPr>
+          <w:lang w:val="zh_TW" w:bidi="zh_TW"/>
+        </w:rPr>
+        <w:t>8:9</w:t>
+      </w:r>
       <w:r>
         <w:rPr>
           <w:lang w:val="zh_TW" w:bidi="zh_TW"/>
         </w:rPr>
         <w:t>、</w:t>
       </w:r>
-      <w:hyperlink r:id="rId24">
-        <w:r>
-          <w:rPr>
-            <w:lang w:val="zh_TW" w:bidi="zh_TW"/>
-          </w:rPr>
-          <w:rPr>
-            <w:color w:val="0000EE"/>
-            <w:u w:val="single"/>
-          </w:rPr>
-          <w:t>13</w:t>
-        </w:r>
-      </w:hyperlink>
+      <w:r>
+        <w:rPr>
+          <w:lang w:val="zh_TW" w:bidi="zh_TW"/>
+        </w:rPr>
+        <w:t>13</w:t>
+      </w:r>
       <w:r>
         <w:rPr>
           <w:lang w:val="zh_TW" w:bidi="zh_TW"/>
@@ -1172,54 +950,36 @@
         </w:rPr>
         <w:t>撒迦利亞的信息以將來異象的形式傳達，應許以色列將得到平安，列國受到審判，耶路撒冷得重建，由神所設立的領袖將以負責任的態度治理，在神的子民秉行公義（</w:t>
       </w:r>
-      <w:hyperlink r:id="rId49">
-        <w:r>
-          <w:rPr>
-            <w:lang w:val="zh_TW" w:bidi="zh_TW"/>
-          </w:rPr>
-          <w:rPr>
-            <w:color w:val="0000EE"/>
-            <w:u w:val="single"/>
-          </w:rPr>
-          <w:t>1:7–6:15</w:t>
-        </w:r>
-      </w:hyperlink>
+      <w:r>
+        <w:rPr>
+          <w:lang w:val="zh_TW" w:bidi="zh_TW"/>
+        </w:rPr>
+        <w:t>1:7–6:15</w:t>
+      </w:r>
       <w:r>
         <w:rPr>
           <w:lang w:val="zh_TW" w:bidi="zh_TW"/>
         </w:rPr>
         <w:t>）。撒迦利亞強調，社會公義是以色列對神的正確回應（</w:t>
       </w:r>
-      <w:hyperlink r:id="rId25">
-        <w:r>
-          <w:rPr>
-            <w:lang w:val="zh_TW" w:bidi="zh_TW"/>
-          </w:rPr>
-          <w:rPr>
-            <w:color w:val="0000EE"/>
-            <w:u w:val="single"/>
-          </w:rPr>
-          <w:t>7:8–12</w:t>
-        </w:r>
-      </w:hyperlink>
+      <w:r>
+        <w:rPr>
+          <w:lang w:val="zh_TW" w:bidi="zh_TW"/>
+        </w:rPr>
+        <w:t>7:8–12</w:t>
+      </w:r>
       <w:r>
         <w:rPr>
           <w:lang w:val="zh_TW" w:bidi="zh_TW"/>
         </w:rPr>
         <w:t>，</w:t>
       </w:r>
-      <w:hyperlink r:id="rId26">
-        <w:r>
-          <w:rPr>
-            <w:lang w:val="zh_TW" w:bidi="zh_TW"/>
-          </w:rPr>
-          <w:rPr>
-            <w:color w:val="0000EE"/>
-            <w:u w:val="single"/>
-          </w:rPr>
-          <w:t>8:14–17</w:t>
-        </w:r>
-      </w:hyperlink>
+      <w:r>
+        <w:rPr>
+          <w:lang w:val="zh_TW" w:bidi="zh_TW"/>
+        </w:rPr>
+        <w:t>8:14–17</w:t>
+      </w:r>
       <w:r>
         <w:rPr>
           <w:lang w:val="zh_TW" w:bidi="zh_TW"/>
@@ -1240,144 +1000,96 @@
         </w:rPr>
         <w:t>撒迦利亞的最後兩個信息，藉著關注以色列將來的復興，將盼望傾注於神（</w:t>
       </w:r>
-      <w:hyperlink r:id="rId37">
-        <w:r>
-          <w:rPr>
-            <w:lang w:val="zh_TW" w:bidi="zh_TW"/>
-          </w:rPr>
-          <w:rPr>
-            <w:color w:val="0000EE"/>
-            <w:u w:val="single"/>
-          </w:rPr>
-          <w:t>9–14章</w:t>
-        </w:r>
-      </w:hyperlink>
+      <w:r>
+        <w:rPr>
+          <w:lang w:val="zh_TW" w:bidi="zh_TW"/>
+        </w:rPr>
+        <w:t>9–14章</w:t>
+      </w:r>
       <w:r>
         <w:rPr>
           <w:lang w:val="zh_TW" w:bidi="zh_TW"/>
         </w:rPr>
         <w:t>）。先知預言耶和華將回到祂的聖殿（</w:t>
       </w:r>
-      <w:hyperlink r:id="rId50">
-        <w:r>
-          <w:rPr>
-            <w:lang w:val="zh_TW" w:bidi="zh_TW"/>
-          </w:rPr>
-          <w:rPr>
-            <w:color w:val="0000EE"/>
-            <w:u w:val="single"/>
-          </w:rPr>
-          <w:t>9:8–10</w:t>
-        </w:r>
-      </w:hyperlink>
+      <w:r>
+        <w:rPr>
+          <w:lang w:val="zh_TW" w:bidi="zh_TW"/>
+        </w:rPr>
+        <w:t>9:8–10</w:t>
+      </w:r>
       <w:r>
         <w:rPr>
           <w:lang w:val="zh_TW" w:bidi="zh_TW"/>
         </w:rPr>
         <w:t>），以色列將得救脫離她的敵人（</w:t>
       </w:r>
-      <w:hyperlink r:id="rId51">
-        <w:r>
-          <w:rPr>
-            <w:lang w:val="zh_TW" w:bidi="zh_TW"/>
-          </w:rPr>
-          <w:rPr>
-            <w:color w:val="0000EE"/>
-            <w:u w:val="single"/>
-          </w:rPr>
-          <w:t>12:1–14</w:t>
-        </w:r>
-      </w:hyperlink>
+      <w:r>
+        <w:rPr>
+          <w:lang w:val="zh_TW" w:bidi="zh_TW"/>
+        </w:rPr>
+        <w:t>12:1–14</w:t>
+      </w:r>
       <w:r>
         <w:rPr>
           <w:lang w:val="zh_TW" w:bidi="zh_TW"/>
         </w:rPr>
         <w:t>），以及神的國將建立在耶路撒冷（</w:t>
       </w:r>
-      <w:hyperlink r:id="rId52">
-        <w:r>
-          <w:rPr>
-            <w:lang w:val="zh_TW" w:bidi="zh_TW"/>
-          </w:rPr>
-          <w:rPr>
-            <w:color w:val="0000EE"/>
-            <w:u w:val="single"/>
-          </w:rPr>
-          <w:t>14:9–11</w:t>
-        </w:r>
-      </w:hyperlink>
+      <w:r>
+        <w:rPr>
+          <w:lang w:val="zh_TW" w:bidi="zh_TW"/>
+        </w:rPr>
+        <w:t>14:9–11</w:t>
+      </w:r>
       <w:r>
         <w:rPr>
           <w:lang w:val="zh_TW" w:bidi="zh_TW"/>
         </w:rPr>
         <w:t>）。撒迦利亞書也指向彌賽亞，祂將是一位受苦的牧人（</w:t>
       </w:r>
-      <w:hyperlink r:id="rId53">
-        <w:r>
-          <w:rPr>
-            <w:lang w:val="zh_TW" w:bidi="zh_TW"/>
-          </w:rPr>
-          <w:rPr>
-            <w:color w:val="0000EE"/>
-            <w:u w:val="single"/>
-          </w:rPr>
-          <w:t>13:7</w:t>
-        </w:r>
-      </w:hyperlink>
+      <w:r>
+        <w:rPr>
+          <w:lang w:val="zh_TW" w:bidi="zh_TW"/>
+        </w:rPr>
+        <w:t>13:7</w:t>
+      </w:r>
       <w:r>
         <w:rPr>
           <w:lang w:val="zh_TW" w:bidi="zh_TW"/>
         </w:rPr>
         <w:t>），也是一位公義的君王（</w:t>
       </w:r>
-      <w:hyperlink r:id="rId54">
-        <w:r>
-          <w:rPr>
-            <w:lang w:val="zh_TW" w:bidi="zh_TW"/>
-          </w:rPr>
-          <w:rPr>
-            <w:color w:val="0000EE"/>
-            <w:u w:val="single"/>
-          </w:rPr>
-          <w:t>9:9</w:t>
-        </w:r>
-      </w:hyperlink>
+      <w:r>
+        <w:rPr>
+          <w:lang w:val="zh_TW" w:bidi="zh_TW"/>
+        </w:rPr>
+        <w:t>9:9</w:t>
+      </w:r>
       <w:r>
         <w:rPr>
           <w:lang w:val="zh_TW" w:bidi="zh_TW"/>
         </w:rPr>
         <w:t>），祂為以色列帶來救恩，並為萬國帶來平安（</w:t>
       </w:r>
-      <w:hyperlink r:id="rId55">
-        <w:r>
-          <w:rPr>
-            <w:lang w:val="zh_TW" w:bidi="zh_TW"/>
-          </w:rPr>
-          <w:rPr>
-            <w:color w:val="0000EE"/>
-            <w:u w:val="single"/>
-          </w:rPr>
-          <w:t>9:10</w:t>
-        </w:r>
-      </w:hyperlink>
+      <w:r>
+        <w:rPr>
+          <w:lang w:val="zh_TW" w:bidi="zh_TW"/>
+        </w:rPr>
+        <w:t>9:10</w:t>
+      </w:r>
       <w:r>
         <w:rPr>
           <w:lang w:val="zh_TW" w:bidi="zh_TW"/>
         </w:rPr>
         <w:t>、</w:t>
       </w:r>
-      <w:hyperlink r:id="rId56">
-        <w:r>
-          <w:rPr>
-            <w:lang w:val="zh_TW" w:bidi="zh_TW"/>
-          </w:rPr>
-          <w:rPr>
-            <w:color w:val="0000EE"/>
-            <w:u w:val="single"/>
-          </w:rPr>
-          <w:t>16</w:t>
-        </w:r>
-      </w:hyperlink>
+      <w:r>
+        <w:rPr>
+          <w:lang w:val="zh_TW" w:bidi="zh_TW"/>
+        </w:rPr>
+        <w:t>16</w:t>
+      </w:r>
       <w:r>
         <w:rPr>
           <w:lang w:val="zh_TW" w:bidi="zh_TW"/>
